--- a/TIM Multimodal/Representation.docx
+++ b/TIM Multimodal/Representation.docx
@@ -740,9 +740,8 @@
           <w:lang w:val="fr-FR" w:eastAsia="es-AR"/>
           <w14:ligatures w14:val="none"/>
         </w:rPr>
-        <w:t xml:space="preserve"> par modalité), mais ces représentations sont alignées grâce à des contraintes d’apprentissage (par exemple : similarité, corrélation, </w:t>
-      </w:r>
-      <w:proofErr w:type="spellStart"/>
+        <w:t xml:space="preserve"> par modalité), mais ces représentations sont alignées grâce à des contraintes </w:t>
+      </w:r>
       <w:r>
         <w:rPr>
           <w:rFonts w:ascii="Times New Roman" w:eastAsia="Times New Roman" w:hAnsi="Times New Roman" w:cs="Times New Roman"/>
@@ -750,9 +749,8 @@
           <w:lang w:val="fr-FR" w:eastAsia="es-AR"/>
           <w14:ligatures w14:val="none"/>
         </w:rPr>
-        <w:t>ranking</w:t>
-      </w:r>
-      <w:proofErr w:type="spellEnd"/>
+        <w:t>d’apprentissage.</w:t>
+      </w:r>
       <w:r>
         <w:rPr>
           <w:rFonts w:ascii="Times New Roman" w:eastAsia="Times New Roman" w:hAnsi="Times New Roman" w:cs="Times New Roman"/>
@@ -761,26 +759,6 @@
           <w14:ligatures w14:val="none"/>
         </w:rPr>
         <w:t xml:space="preserve"> </w:t>
-      </w:r>
-      <w:proofErr w:type="spellStart"/>
-      <w:r>
-        <w:rPr>
-          <w:rFonts w:ascii="Times New Roman" w:eastAsia="Times New Roman" w:hAnsi="Times New Roman" w:cs="Times New Roman"/>
-          <w:kern w:val="0"/>
-          <w:lang w:val="fr-FR" w:eastAsia="es-AR"/>
-          <w14:ligatures w14:val="none"/>
-        </w:rPr>
-        <w:t>loss</w:t>
-      </w:r>
-      <w:proofErr w:type="spellEnd"/>
-      <w:r>
-        <w:rPr>
-          <w:rFonts w:ascii="Times New Roman" w:eastAsia="Times New Roman" w:hAnsi="Times New Roman" w:cs="Times New Roman"/>
-          <w:kern w:val="0"/>
-          <w:lang w:val="fr-FR" w:eastAsia="es-AR"/>
-          <w14:ligatures w14:val="none"/>
-        </w:rPr>
-        <w:t>, etc.).</w:t>
       </w:r>
       <w:r>
         <w:rPr>
@@ -954,6 +932,12 @@
           <w:lang w:val="fr-FR"/>
         </w:rPr>
       </w:pPr>
+      <w:r>
+        <w:rPr>
+          <w:lang w:val="fr-FR"/>
+        </w:rPr>
+        <w:t xml:space="preserve">Dans les cas concrée il est possible d’utiliser des models hybride  </w:t>
+      </w:r>
     </w:p>
     <w:p>
       <w:pPr>
@@ -968,12 +952,701 @@
           <w:lang w:val="fr-FR"/>
         </w:rPr>
       </w:pPr>
-      <w:r>
-        <w:rPr>
-          <w:lang w:val="fr-FR"/>
-        </w:rPr>
-        <w:t xml:space="preserve">Dans les cas concrée il est possible d’utiliser des models hybride  </w:t>
-      </w:r>
+    </w:p>
+    <w:p>
+      <w:pPr>
+        <w:rPr>
+          <w:lang w:val="fr-FR"/>
+        </w:rPr>
+      </w:pPr>
+    </w:p>
+    <w:p>
+      <w:pPr>
+        <w:rPr>
+          <w:lang w:val="fr-FR"/>
+        </w:rPr>
+      </w:pPr>
+    </w:p>
+    <w:p>
+      <w:pPr>
+        <w:rPr>
+          <w:lang w:val="fr-FR"/>
+        </w:rPr>
+      </w:pPr>
+    </w:p>
+    <w:p>
+      <w:pPr>
+        <w:rPr>
+          <w:lang w:val="fr-FR"/>
+        </w:rPr>
+      </w:pPr>
+    </w:p>
+    <w:p>
+      <w:pPr>
+        <w:rPr>
+          <w:b/>
+          <w:bCs/>
+          <w:lang w:val="fr-FR"/>
+        </w:rPr>
+      </w:pPr>
+      <w:r>
+        <w:rPr>
+          <w:b/>
+          <w:bCs/>
+          <w:lang w:val="fr-FR"/>
+        </w:rPr>
+        <w:lastRenderedPageBreak/>
+        <w:t>1) Représentation coordonnée (</w:t>
+      </w:r>
+      <w:proofErr w:type="spellStart"/>
+      <w:r>
+        <w:rPr>
+          <w:b/>
+          <w:bCs/>
+          <w:lang w:val="fr-FR"/>
+        </w:rPr>
+        <w:t>Coordinated</w:t>
+      </w:r>
+      <w:proofErr w:type="spellEnd"/>
+      <w:r>
+        <w:rPr>
+          <w:b/>
+          <w:bCs/>
+          <w:lang w:val="fr-FR"/>
+        </w:rPr>
+        <w:t>)</w:t>
+      </w:r>
+    </w:p>
+    <w:p>
+      <w:pPr>
+        <w:rPr>
+          <w:b/>
+          <w:bCs/>
+          <w:lang w:val="fr-FR"/>
+        </w:rPr>
+      </w:pPr>
+      <w:r>
+        <w:rPr>
+          <w:b/>
+          <w:bCs/>
+          <w:lang w:val="fr-FR"/>
+        </w:rPr>
+        <w:t>Avantages</w:t>
+      </w:r>
+    </w:p>
+    <w:p>
+      <w:pPr>
+        <w:numPr>
+          <w:ilvl w:val="0"/>
+          <w:numId w:val="15"/>
+        </w:numPr>
+        <w:rPr>
+          <w:lang w:val="fr-FR"/>
+        </w:rPr>
+      </w:pPr>
+      <w:r>
+        <w:rPr>
+          <w:b/>
+          <w:bCs/>
+          <w:lang w:val="fr-FR"/>
+        </w:rPr>
+        <w:t>Garde une représentation par modalité</w:t>
+      </w:r>
+      <w:r>
+        <w:rPr>
+          <w:lang w:val="fr-FR"/>
+        </w:rPr>
+        <w:t xml:space="preserve">, </w:t>
+      </w:r>
+      <w:r>
+        <w:rPr>
+          <w:lang w:val="fr-FR"/>
+        </w:rPr>
+        <w:t>chaque modalité conserve ses informations propres.</w:t>
+      </w:r>
+    </w:p>
+    <w:p>
+      <w:pPr>
+        <w:numPr>
+          <w:ilvl w:val="0"/>
+          <w:numId w:val="15"/>
+        </w:numPr>
+        <w:rPr>
+          <w:lang w:val="fr-FR"/>
+        </w:rPr>
+      </w:pPr>
+      <w:r>
+        <w:rPr>
+          <w:lang w:val="fr-FR"/>
+        </w:rPr>
+        <w:t>Permet d’</w:t>
+      </w:r>
+      <w:r>
+        <w:rPr>
+          <w:b/>
+          <w:bCs/>
+          <w:lang w:val="fr-FR"/>
+        </w:rPr>
+        <w:t>aligner</w:t>
+      </w:r>
+      <w:r>
+        <w:rPr>
+          <w:lang w:val="fr-FR"/>
+        </w:rPr>
+        <w:t xml:space="preserve"> les modalités (les rendre comparables) via des contraintes (similarité, corrélation…).</w:t>
+      </w:r>
+    </w:p>
+    <w:p>
+      <w:pPr>
+        <w:numPr>
+          <w:ilvl w:val="0"/>
+          <w:numId w:val="15"/>
+        </w:numPr>
+        <w:rPr>
+          <w:lang w:val="fr-FR"/>
+        </w:rPr>
+      </w:pPr>
+      <w:r>
+        <w:rPr>
+          <w:lang w:val="fr-FR"/>
+        </w:rPr>
+        <w:t xml:space="preserve">Très utile quand </w:t>
+      </w:r>
+      <w:r>
+        <w:rPr>
+          <w:b/>
+          <w:bCs/>
+          <w:lang w:val="fr-FR"/>
+        </w:rPr>
+        <w:t>une seule modalité est disponible au test</w:t>
+      </w:r>
+      <w:r>
+        <w:rPr>
+          <w:lang w:val="fr-FR"/>
+        </w:rPr>
+        <w:t xml:space="preserve"> (ex : texte → retrouver image).</w:t>
+      </w:r>
+    </w:p>
+    <w:p>
+      <w:pPr>
+        <w:numPr>
+          <w:ilvl w:val="0"/>
+          <w:numId w:val="15"/>
+        </w:numPr>
+        <w:rPr>
+          <w:lang w:val="fr-FR"/>
+        </w:rPr>
+      </w:pPr>
+      <w:r>
+        <w:rPr>
+          <w:lang w:val="fr-FR"/>
+        </w:rPr>
+        <w:t xml:space="preserve">Favorise le </w:t>
+      </w:r>
+      <w:r>
+        <w:rPr>
+          <w:b/>
+          <w:bCs/>
+          <w:lang w:val="fr-FR"/>
+        </w:rPr>
+        <w:t>transfert cross-modal</w:t>
+      </w:r>
+      <w:r>
+        <w:rPr>
+          <w:lang w:val="fr-FR"/>
+        </w:rPr>
+        <w:t xml:space="preserve"> (passer d’une modalité à une autre plus facilement).</w:t>
+      </w:r>
+    </w:p>
+    <w:p>
+      <w:pPr>
+        <w:rPr>
+          <w:b/>
+          <w:bCs/>
+          <w:lang w:val="fr-FR"/>
+        </w:rPr>
+      </w:pPr>
+      <w:r>
+        <w:rPr>
+          <w:b/>
+          <w:bCs/>
+          <w:lang w:val="fr-FR"/>
+        </w:rPr>
+        <w:t xml:space="preserve">Désavantages </w:t>
+      </w:r>
+    </w:p>
+    <w:p>
+      <w:pPr>
+        <w:numPr>
+          <w:ilvl w:val="0"/>
+          <w:numId w:val="16"/>
+        </w:numPr>
+        <w:rPr>
+          <w:lang w:val="fr-FR"/>
+        </w:rPr>
+      </w:pPr>
+      <w:r>
+        <w:rPr>
+          <w:lang w:val="fr-FR"/>
+        </w:rPr>
+        <w:t xml:space="preserve">L’alignement peut être </w:t>
+      </w:r>
+      <w:r>
+        <w:rPr>
+          <w:b/>
+          <w:bCs/>
+          <w:lang w:val="fr-FR"/>
+        </w:rPr>
+        <w:t>difficile à apprendre</w:t>
+      </w:r>
+      <w:r>
+        <w:rPr>
+          <w:lang w:val="fr-FR"/>
+        </w:rPr>
+        <w:t xml:space="preserve"> si les modalités sont très différentes ou bruitées.</w:t>
+      </w:r>
+    </w:p>
+    <w:p>
+      <w:pPr>
+        <w:numPr>
+          <w:ilvl w:val="0"/>
+          <w:numId w:val="16"/>
+        </w:numPr>
+        <w:rPr>
+          <w:lang w:val="fr-FR"/>
+        </w:rPr>
+      </w:pPr>
+      <w:r>
+        <w:rPr>
+          <w:lang w:val="fr-FR"/>
+        </w:rPr>
+        <w:t xml:space="preserve">La qualité dépend fortement de la </w:t>
+      </w:r>
+      <w:r>
+        <w:rPr>
+          <w:b/>
+          <w:bCs/>
+          <w:lang w:val="fr-FR"/>
+        </w:rPr>
+        <w:t>contrainte choisie</w:t>
+      </w:r>
+      <w:r>
+        <w:rPr>
+          <w:lang w:val="fr-FR"/>
+        </w:rPr>
+        <w:t xml:space="preserve"> (similarité/corrélation/etc.).</w:t>
+      </w:r>
+    </w:p>
+    <w:p>
+      <w:pPr>
+        <w:numPr>
+          <w:ilvl w:val="0"/>
+          <w:numId w:val="16"/>
+        </w:numPr>
+        <w:rPr>
+          <w:lang w:val="fr-FR"/>
+        </w:rPr>
+      </w:pPr>
+      <w:r>
+        <w:rPr>
+          <w:lang w:val="fr-FR"/>
+        </w:rPr>
+        <w:t>Peut-être</w:t>
+      </w:r>
+      <w:r>
+        <w:rPr>
+          <w:lang w:val="fr-FR"/>
+        </w:rPr>
+        <w:t xml:space="preserve"> moins efficace si ton objectif est une </w:t>
+      </w:r>
+      <w:r>
+        <w:rPr>
+          <w:b/>
+          <w:bCs/>
+          <w:lang w:val="fr-FR"/>
+        </w:rPr>
+        <w:t>décision finale unique</w:t>
+      </w:r>
+      <w:r>
+        <w:rPr>
+          <w:lang w:val="fr-FR"/>
+        </w:rPr>
+        <w:t xml:space="preserve"> (car tu dois encore combiner les modalités après).</w:t>
+      </w:r>
+    </w:p>
+    <w:p>
+      <w:pPr>
+        <w:numPr>
+          <w:ilvl w:val="0"/>
+          <w:numId w:val="16"/>
+        </w:numPr>
+        <w:rPr>
+          <w:lang w:val="fr-FR"/>
+        </w:rPr>
+      </w:pPr>
+      <w:r>
+        <w:rPr>
+          <w:lang w:val="fr-FR"/>
+        </w:rPr>
+        <w:t xml:space="preserve">Devient plus complexe quand tu as </w:t>
+      </w:r>
+      <w:r>
+        <w:rPr>
+          <w:b/>
+          <w:bCs/>
+          <w:lang w:val="fr-FR"/>
+        </w:rPr>
+        <w:t>beaucoup de modalités</w:t>
+      </w:r>
+      <w:r>
+        <w:rPr>
+          <w:lang w:val="fr-FR"/>
+        </w:rPr>
+        <w:t xml:space="preserve"> (aligner plusieurs espaces en même temps).</w:t>
+      </w:r>
+    </w:p>
+    <w:p>
+      <w:pPr>
+        <w:rPr>
+          <w:lang w:val="fr-FR"/>
+        </w:rPr>
+      </w:pPr>
+      <w:r>
+        <w:rPr>
+          <w:lang w:val="fr-FR"/>
+        </w:rPr>
+        <w:pict w14:anchorId="471DBCFF">
+          <v:rect id="_x0000_i1031" style="width:0;height:1.5pt" o:hralign="center" o:hrstd="t" o:hr="t" fillcolor="#a0a0a0" stroked="f"/>
+        </w:pict>
+      </w:r>
+    </w:p>
+    <w:p>
+      <w:pPr>
+        <w:rPr>
+          <w:b/>
+          <w:bCs/>
+          <w:lang w:val="fr-FR"/>
+        </w:rPr>
+      </w:pPr>
+      <w:r>
+        <w:rPr>
+          <w:b/>
+          <w:bCs/>
+          <w:lang w:val="fr-FR"/>
+        </w:rPr>
+        <w:t>2) Représentation conjointe (Joint)</w:t>
+      </w:r>
+    </w:p>
+    <w:p>
+      <w:pPr>
+        <w:rPr>
+          <w:b/>
+          <w:bCs/>
+          <w:lang w:val="fr-FR"/>
+        </w:rPr>
+      </w:pPr>
+      <w:r>
+        <w:rPr>
+          <w:b/>
+          <w:bCs/>
+          <w:lang w:val="fr-FR"/>
+        </w:rPr>
+        <w:t>Avantages (général)</w:t>
+      </w:r>
+    </w:p>
+    <w:p>
+      <w:pPr>
+        <w:numPr>
+          <w:ilvl w:val="0"/>
+          <w:numId w:val="17"/>
+        </w:numPr>
+        <w:rPr>
+          <w:lang w:val="fr-FR"/>
+        </w:rPr>
+      </w:pPr>
+      <w:r>
+        <w:rPr>
+          <w:lang w:val="fr-FR"/>
+        </w:rPr>
+        <w:t xml:space="preserve">Produit un </w:t>
+      </w:r>
+      <w:proofErr w:type="spellStart"/>
+      <w:r>
+        <w:rPr>
+          <w:b/>
+          <w:bCs/>
+          <w:lang w:val="fr-FR"/>
+        </w:rPr>
+        <w:t>embedding</w:t>
+      </w:r>
+      <w:proofErr w:type="spellEnd"/>
+      <w:r>
+        <w:rPr>
+          <w:b/>
+          <w:bCs/>
+          <w:lang w:val="fr-FR"/>
+        </w:rPr>
+        <w:t xml:space="preserve"> unique</w:t>
+      </w:r>
+      <w:r>
+        <w:rPr>
+          <w:lang w:val="fr-FR"/>
+        </w:rPr>
+        <w:t xml:space="preserve"> → facile à exploiter pour une tâche finale (classification, prédiction).</w:t>
+      </w:r>
+    </w:p>
+    <w:p>
+      <w:pPr>
+        <w:numPr>
+          <w:ilvl w:val="0"/>
+          <w:numId w:val="17"/>
+        </w:numPr>
+        <w:rPr>
+          <w:lang w:val="fr-FR"/>
+        </w:rPr>
+      </w:pPr>
+      <w:r>
+        <w:rPr>
+          <w:lang w:val="fr-FR"/>
+        </w:rPr>
+        <w:t xml:space="preserve">Permet de capturer directement les </w:t>
+      </w:r>
+      <w:r>
+        <w:rPr>
+          <w:b/>
+          <w:bCs/>
+          <w:lang w:val="fr-FR"/>
+        </w:rPr>
+        <w:t>interactions</w:t>
+      </w:r>
+      <w:r>
+        <w:rPr>
+          <w:lang w:val="fr-FR"/>
+        </w:rPr>
+        <w:t xml:space="preserve"> et la </w:t>
+      </w:r>
+      <w:r>
+        <w:rPr>
+          <w:b/>
+          <w:bCs/>
+          <w:lang w:val="fr-FR"/>
+        </w:rPr>
+        <w:t>complémentarité</w:t>
+      </w:r>
+      <w:r>
+        <w:rPr>
+          <w:lang w:val="fr-FR"/>
+        </w:rPr>
+        <w:t xml:space="preserve"> entre modalités.</w:t>
+      </w:r>
+    </w:p>
+    <w:p>
+      <w:pPr>
+        <w:numPr>
+          <w:ilvl w:val="0"/>
+          <w:numId w:val="17"/>
+        </w:numPr>
+        <w:rPr>
+          <w:lang w:val="fr-FR"/>
+        </w:rPr>
+      </w:pPr>
+      <w:r>
+        <w:rPr>
+          <w:lang w:val="fr-FR"/>
+        </w:rPr>
+        <w:t xml:space="preserve">Souvent efficace quand </w:t>
+      </w:r>
+      <w:r>
+        <w:rPr>
+          <w:b/>
+          <w:bCs/>
+          <w:lang w:val="fr-FR"/>
+        </w:rPr>
+        <w:t>toutes les modalités sont disponibles</w:t>
+      </w:r>
+      <w:r>
+        <w:rPr>
+          <w:lang w:val="fr-FR"/>
+        </w:rPr>
+        <w:t xml:space="preserve"> à l’entraînement et au test.</w:t>
+      </w:r>
+    </w:p>
+    <w:p>
+      <w:pPr>
+        <w:rPr>
+          <w:b/>
+          <w:bCs/>
+          <w:lang w:val="fr-FR"/>
+        </w:rPr>
+      </w:pPr>
+      <w:r>
+        <w:rPr>
+          <w:b/>
+          <w:bCs/>
+          <w:lang w:val="fr-FR"/>
+        </w:rPr>
+        <w:t xml:space="preserve"> Désavantages (général)</w:t>
+      </w:r>
+    </w:p>
+    <w:p>
+      <w:pPr>
+        <w:numPr>
+          <w:ilvl w:val="0"/>
+          <w:numId w:val="18"/>
+        </w:numPr>
+        <w:rPr>
+          <w:lang w:val="fr-FR"/>
+        </w:rPr>
+      </w:pPr>
+      <w:r>
+        <w:rPr>
+          <w:lang w:val="fr-FR"/>
+        </w:rPr>
+        <w:t xml:space="preserve">Risque de </w:t>
+      </w:r>
+      <w:r>
+        <w:rPr>
+          <w:b/>
+          <w:bCs/>
+          <w:lang w:val="fr-FR"/>
+        </w:rPr>
+        <w:t>perdre la spécificité</w:t>
+      </w:r>
+      <w:r>
+        <w:rPr>
+          <w:lang w:val="fr-FR"/>
+        </w:rPr>
+        <w:t xml:space="preserve"> de chaque modalité (tout est mélangé dans un seul vecteur).</w:t>
+      </w:r>
+    </w:p>
+    <w:p>
+      <w:pPr>
+        <w:numPr>
+          <w:ilvl w:val="0"/>
+          <w:numId w:val="18"/>
+        </w:numPr>
+        <w:rPr>
+          <w:lang w:val="fr-FR"/>
+        </w:rPr>
+      </w:pPr>
+      <w:r>
+        <w:rPr>
+          <w:lang w:val="fr-FR"/>
+        </w:rPr>
+        <w:lastRenderedPageBreak/>
+        <w:t xml:space="preserve">Plus sensible aux </w:t>
+      </w:r>
+      <w:r>
+        <w:rPr>
+          <w:b/>
+          <w:bCs/>
+          <w:lang w:val="fr-FR"/>
+        </w:rPr>
+        <w:t>modalités manquantes</w:t>
+      </w:r>
+      <w:r>
+        <w:rPr>
+          <w:lang w:val="fr-FR"/>
+        </w:rPr>
+        <w:t xml:space="preserve"> (si une modalité manque, l’</w:t>
+      </w:r>
+      <w:proofErr w:type="spellStart"/>
+      <w:r>
+        <w:rPr>
+          <w:lang w:val="fr-FR"/>
+        </w:rPr>
+        <w:t>embedding</w:t>
+      </w:r>
+      <w:proofErr w:type="spellEnd"/>
+      <w:r>
+        <w:rPr>
+          <w:lang w:val="fr-FR"/>
+        </w:rPr>
+        <w:t xml:space="preserve"> joint </w:t>
+      </w:r>
+      <w:proofErr w:type="gramStart"/>
+      <w:r>
+        <w:rPr>
+          <w:lang w:val="fr-FR"/>
+        </w:rPr>
+        <w:t>peut être</w:t>
+      </w:r>
+      <w:proofErr w:type="gramEnd"/>
+      <w:r>
+        <w:rPr>
+          <w:lang w:val="fr-FR"/>
+        </w:rPr>
+        <w:t xml:space="preserve"> dégradé).</w:t>
+      </w:r>
+    </w:p>
+    <w:p>
+      <w:pPr>
+        <w:numPr>
+          <w:ilvl w:val="0"/>
+          <w:numId w:val="18"/>
+        </w:numPr>
+        <w:rPr>
+          <w:lang w:val="fr-FR"/>
+        </w:rPr>
+      </w:pPr>
+      <w:r>
+        <w:rPr>
+          <w:lang w:val="fr-FR"/>
+        </w:rPr>
+        <w:t xml:space="preserve">La fusion peut introduire du </w:t>
+      </w:r>
+      <w:r>
+        <w:rPr>
+          <w:b/>
+          <w:bCs/>
+          <w:lang w:val="fr-FR"/>
+        </w:rPr>
+        <w:t>bruit</w:t>
+      </w:r>
+      <w:r>
+        <w:rPr>
+          <w:lang w:val="fr-FR"/>
+        </w:rPr>
+        <w:t xml:space="preserve"> ou de la redondance si elle est mal contrôlée.</w:t>
+      </w:r>
+    </w:p>
+    <w:p>
+      <w:pPr>
+        <w:numPr>
+          <w:ilvl w:val="0"/>
+          <w:numId w:val="18"/>
+        </w:numPr>
+        <w:rPr>
+          <w:lang w:val="fr-FR"/>
+        </w:rPr>
+      </w:pPr>
+      <w:r>
+        <w:rPr>
+          <w:lang w:val="fr-FR"/>
+        </w:rPr>
+        <w:t>Peut nécessiter beaucoup de données pour apprendre une représentation commune stable.</w:t>
+      </w:r>
+    </w:p>
+    <w:p>
+      <w:pPr>
+        <w:rPr>
+          <w:lang w:val="fr-FR"/>
+        </w:rPr>
+      </w:pPr>
+    </w:p>
+    <w:p>
+      <w:pPr>
+        <w:rPr>
+          <w:lang w:val="fr-FR"/>
+        </w:rPr>
+      </w:pPr>
+    </w:p>
+    <w:p>
+      <w:pPr>
+        <w:rPr>
+          <w:lang w:val="fr-FR"/>
+        </w:rPr>
+      </w:pPr>
     </w:p>
     <w:sectPr>
       <w:pgSz w:w="11906" w:h="16838"/>
@@ -988,6 +1661,155 @@
 <file path=word/numbering.xml><?xml version="1.0" encoding="utf-8"?>
 <w:numbering xmlns:wpc="http://schemas.microsoft.com/office/word/2010/wordprocessingCanvas" xmlns:cx="http://schemas.microsoft.com/office/drawing/2014/chartex" xmlns:cx1="http://schemas.microsoft.com/office/drawing/2015/9/8/chartex" xmlns:cx2="http://schemas.microsoft.com/office/drawing/2015/10/21/chartex" xmlns:cx3="http://schemas.microsoft.com/office/drawing/2016/5/9/chartex" xmlns:cx4="http://schemas.microsoft.com/office/drawing/2016/5/10/chartex" xmlns:cx5="http://schemas.microsoft.com/office/drawing/2016/5/11/chartex" xmlns:cx6="http://schemas.microsoft.com/office/drawing/2016/5/12/chartex" xmlns:cx7="http://schemas.microsoft.com/office/drawing/2016/5/13/chartex" xmlns:cx8="http://schemas.microsoft.com/office/drawing/2016/5/14/chartex" xmlns:mc="http://schemas.openxmlformats.org/markup-compatibility/2006" xmlns:aink="http://schemas.microsoft.com/office/drawing/2016/ink" xmlns:am3d="http://schemas.microsoft.com/office/drawing/2017/model3d" xmlns:o="urn:schemas-microsoft-com:office:office" xmlns:oel="http://schemas.microsoft.com/office/2019/extlst" xmlns:r="http://schemas.openxmlformats.org/officeDocument/2006/relationships" xmlns:m="http://schemas.openxmlformats.org/officeDocument/2006/math" xmlns:v="urn:schemas-microsoft-com:vml" xmlns:wp14="http://schemas.microsoft.com/office/word/2010/wordprocessingDrawing" xmlns:wp="http://schemas.openxmlformats.org/drawingml/2006/wordprocessingDrawing" xmlns:w10="urn:schemas-microsoft-com:office:word" xmlns:w="http://schemas.openxmlformats.org/wordprocessingml/2006/main" xmlns:w14="http://schemas.microsoft.com/office/word/2010/wordml" xmlns:w15="http://schemas.microsoft.com/office/word/2012/wordml" xmlns:w16cex="http://schemas.microsoft.com/office/word/2018/wordml/cex" xmlns:w16cid="http://schemas.microsoft.com/office/word/2016/wordml/cid" xmlns:w16="http://schemas.microsoft.com/office/word/2018/wordml" xmlns:w16du="http://schemas.microsoft.com/office/word/2023/wordml/word16du" xmlns:w16sdtdh="http://schemas.microsoft.com/office/word/2020/wordml/sdtdatahash" xmlns:w16sdtfl="http://schemas.microsoft.com/office/word/2024/wordml/sdtformatlock" xmlns:w16se="http://schemas.microsoft.com/office/word/2015/wordml/symex" xmlns:wpg="http://schemas.microsoft.com/office/word/2010/wordprocessingGroup" xmlns:wpi="http://schemas.microsoft.com/office/word/2010/wordprocessingInk" xmlns:wne="http://schemas.microsoft.com/office/word/2006/wordml" xmlns:wps="http://schemas.microsoft.com/office/word/2010/wordprocessingShape" mc:Ignorable="w14 w15 w16se w16cid w16 w16cex w16sdtdh w16sdtfl w16du wp14">
   <w:abstractNum w:abstractNumId="0" w15:restartNumberingAfterBreak="0">
+    <w:nsid w:val="0D0D590C"/>
+    <w:multiLevelType w:val="multilevel"/>
+    <w:tmpl w:val="ECF0695E"/>
+    <w:lvl w:ilvl="0">
+      <w:start w:val="1"/>
+      <w:numFmt w:val="bullet"/>
+      <w:lvlText w:val=""/>
+      <w:lvlJc w:val="left"/>
+      <w:pPr>
+        <w:tabs>
+          <w:tab w:val="num" w:pos="720"/>
+        </w:tabs>
+        <w:ind w:left="720" w:hanging="360"/>
+      </w:pPr>
+      <w:rPr>
+        <w:rFonts w:ascii="Symbol" w:hAnsi="Symbol" w:hint="default"/>
+        <w:sz w:val="20"/>
+      </w:rPr>
+    </w:lvl>
+    <w:lvl w:ilvl="1" w:tentative="1">
+      <w:start w:val="1"/>
+      <w:numFmt w:val="bullet"/>
+      <w:lvlText w:val="o"/>
+      <w:lvlJc w:val="left"/>
+      <w:pPr>
+        <w:tabs>
+          <w:tab w:val="num" w:pos="1440"/>
+        </w:tabs>
+        <w:ind w:left="1440" w:hanging="360"/>
+      </w:pPr>
+      <w:rPr>
+        <w:rFonts w:ascii="Courier New" w:hAnsi="Courier New" w:hint="default"/>
+        <w:sz w:val="20"/>
+      </w:rPr>
+    </w:lvl>
+    <w:lvl w:ilvl="2" w:tentative="1">
+      <w:start w:val="1"/>
+      <w:numFmt w:val="bullet"/>
+      <w:lvlText w:val=""/>
+      <w:lvlJc w:val="left"/>
+      <w:pPr>
+        <w:tabs>
+          <w:tab w:val="num" w:pos="2160"/>
+        </w:tabs>
+        <w:ind w:left="2160" w:hanging="360"/>
+      </w:pPr>
+      <w:rPr>
+        <w:rFonts w:ascii="Wingdings" w:hAnsi="Wingdings" w:hint="default"/>
+        <w:sz w:val="20"/>
+      </w:rPr>
+    </w:lvl>
+    <w:lvl w:ilvl="3" w:tentative="1">
+      <w:start w:val="1"/>
+      <w:numFmt w:val="bullet"/>
+      <w:lvlText w:val=""/>
+      <w:lvlJc w:val="left"/>
+      <w:pPr>
+        <w:tabs>
+          <w:tab w:val="num" w:pos="2880"/>
+        </w:tabs>
+        <w:ind w:left="2880" w:hanging="360"/>
+      </w:pPr>
+      <w:rPr>
+        <w:rFonts w:ascii="Wingdings" w:hAnsi="Wingdings" w:hint="default"/>
+        <w:sz w:val="20"/>
+      </w:rPr>
+    </w:lvl>
+    <w:lvl w:ilvl="4" w:tentative="1">
+      <w:start w:val="1"/>
+      <w:numFmt w:val="bullet"/>
+      <w:lvlText w:val=""/>
+      <w:lvlJc w:val="left"/>
+      <w:pPr>
+        <w:tabs>
+          <w:tab w:val="num" w:pos="3600"/>
+        </w:tabs>
+        <w:ind w:left="3600" w:hanging="360"/>
+      </w:pPr>
+      <w:rPr>
+        <w:rFonts w:ascii="Wingdings" w:hAnsi="Wingdings" w:hint="default"/>
+        <w:sz w:val="20"/>
+      </w:rPr>
+    </w:lvl>
+    <w:lvl w:ilvl="5" w:tentative="1">
+      <w:start w:val="1"/>
+      <w:numFmt w:val="bullet"/>
+      <w:lvlText w:val=""/>
+      <w:lvlJc w:val="left"/>
+      <w:pPr>
+        <w:tabs>
+          <w:tab w:val="num" w:pos="4320"/>
+        </w:tabs>
+        <w:ind w:left="4320" w:hanging="360"/>
+      </w:pPr>
+      <w:rPr>
+        <w:rFonts w:ascii="Wingdings" w:hAnsi="Wingdings" w:hint="default"/>
+        <w:sz w:val="20"/>
+      </w:rPr>
+    </w:lvl>
+    <w:lvl w:ilvl="6" w:tentative="1">
+      <w:start w:val="1"/>
+      <w:numFmt w:val="bullet"/>
+      <w:lvlText w:val=""/>
+      <w:lvlJc w:val="left"/>
+      <w:pPr>
+        <w:tabs>
+          <w:tab w:val="num" w:pos="5040"/>
+        </w:tabs>
+        <w:ind w:left="5040" w:hanging="360"/>
+      </w:pPr>
+      <w:rPr>
+        <w:rFonts w:ascii="Wingdings" w:hAnsi="Wingdings" w:hint="default"/>
+        <w:sz w:val="20"/>
+      </w:rPr>
+    </w:lvl>
+    <w:lvl w:ilvl="7" w:tentative="1">
+      <w:start w:val="1"/>
+      <w:numFmt w:val="bullet"/>
+      <w:lvlText w:val=""/>
+      <w:lvlJc w:val="left"/>
+      <w:pPr>
+        <w:tabs>
+          <w:tab w:val="num" w:pos="5760"/>
+        </w:tabs>
+        <w:ind w:left="5760" w:hanging="360"/>
+      </w:pPr>
+      <w:rPr>
+        <w:rFonts w:ascii="Wingdings" w:hAnsi="Wingdings" w:hint="default"/>
+        <w:sz w:val="20"/>
+      </w:rPr>
+    </w:lvl>
+    <w:lvl w:ilvl="8" w:tentative="1">
+      <w:start w:val="1"/>
+      <w:numFmt w:val="bullet"/>
+      <w:lvlText w:val=""/>
+      <w:lvlJc w:val="left"/>
+      <w:pPr>
+        <w:tabs>
+          <w:tab w:val="num" w:pos="6480"/>
+        </w:tabs>
+        <w:ind w:left="6480" w:hanging="360"/>
+      </w:pPr>
+      <w:rPr>
+        <w:rFonts w:ascii="Wingdings" w:hAnsi="Wingdings" w:hint="default"/>
+        <w:sz w:val="20"/>
+      </w:rPr>
+    </w:lvl>
+  </w:abstractNum>
+  <w:abstractNum w:abstractNumId="1" w15:restartNumberingAfterBreak="0">
     <w:nsid w:val="0DCE48D3"/>
     <w:multiLevelType w:val="hybridMultilevel"/>
     <w:tmpl w:val="8F4A9D6A"/>
@@ -1100,7 +1922,7 @@
       </w:rPr>
     </w:lvl>
   </w:abstractNum>
-  <w:abstractNum w:abstractNumId="1" w15:restartNumberingAfterBreak="0">
+  <w:abstractNum w:abstractNumId="2" w15:restartNumberingAfterBreak="0">
     <w:nsid w:val="16963946"/>
     <w:multiLevelType w:val="multilevel"/>
     <w:tmpl w:val="DBACD9B4"/>
@@ -1249,7 +2071,418 @@
       </w:rPr>
     </w:lvl>
   </w:abstractNum>
-  <w:abstractNum w:abstractNumId="2" w15:restartNumberingAfterBreak="0">
+  <w:abstractNum w:abstractNumId="3" w15:restartNumberingAfterBreak="0">
+    <w:nsid w:val="218A56FF"/>
+    <w:multiLevelType w:val="multilevel"/>
+    <w:tmpl w:val="83EC8DF6"/>
+    <w:lvl w:ilvl="0">
+      <w:start w:val="1"/>
+      <w:numFmt w:val="bullet"/>
+      <w:lvlText w:val=""/>
+      <w:lvlJc w:val="left"/>
+      <w:pPr>
+        <w:tabs>
+          <w:tab w:val="num" w:pos="720"/>
+        </w:tabs>
+        <w:ind w:left="720" w:hanging="360"/>
+      </w:pPr>
+      <w:rPr>
+        <w:rFonts w:ascii="Symbol" w:hAnsi="Symbol" w:hint="default"/>
+        <w:sz w:val="20"/>
+      </w:rPr>
+    </w:lvl>
+    <w:lvl w:ilvl="1" w:tentative="1">
+      <w:start w:val="1"/>
+      <w:numFmt w:val="bullet"/>
+      <w:lvlText w:val="o"/>
+      <w:lvlJc w:val="left"/>
+      <w:pPr>
+        <w:tabs>
+          <w:tab w:val="num" w:pos="1440"/>
+        </w:tabs>
+        <w:ind w:left="1440" w:hanging="360"/>
+      </w:pPr>
+      <w:rPr>
+        <w:rFonts w:ascii="Courier New" w:hAnsi="Courier New" w:hint="default"/>
+        <w:sz w:val="20"/>
+      </w:rPr>
+    </w:lvl>
+    <w:lvl w:ilvl="2" w:tentative="1">
+      <w:start w:val="1"/>
+      <w:numFmt w:val="bullet"/>
+      <w:lvlText w:val=""/>
+      <w:lvlJc w:val="left"/>
+      <w:pPr>
+        <w:tabs>
+          <w:tab w:val="num" w:pos="2160"/>
+        </w:tabs>
+        <w:ind w:left="2160" w:hanging="360"/>
+      </w:pPr>
+      <w:rPr>
+        <w:rFonts w:ascii="Wingdings" w:hAnsi="Wingdings" w:hint="default"/>
+        <w:sz w:val="20"/>
+      </w:rPr>
+    </w:lvl>
+    <w:lvl w:ilvl="3" w:tentative="1">
+      <w:start w:val="1"/>
+      <w:numFmt w:val="bullet"/>
+      <w:lvlText w:val=""/>
+      <w:lvlJc w:val="left"/>
+      <w:pPr>
+        <w:tabs>
+          <w:tab w:val="num" w:pos="2880"/>
+        </w:tabs>
+        <w:ind w:left="2880" w:hanging="360"/>
+      </w:pPr>
+      <w:rPr>
+        <w:rFonts w:ascii="Wingdings" w:hAnsi="Wingdings" w:hint="default"/>
+        <w:sz w:val="20"/>
+      </w:rPr>
+    </w:lvl>
+    <w:lvl w:ilvl="4" w:tentative="1">
+      <w:start w:val="1"/>
+      <w:numFmt w:val="bullet"/>
+      <w:lvlText w:val=""/>
+      <w:lvlJc w:val="left"/>
+      <w:pPr>
+        <w:tabs>
+          <w:tab w:val="num" w:pos="3600"/>
+        </w:tabs>
+        <w:ind w:left="3600" w:hanging="360"/>
+      </w:pPr>
+      <w:rPr>
+        <w:rFonts w:ascii="Wingdings" w:hAnsi="Wingdings" w:hint="default"/>
+        <w:sz w:val="20"/>
+      </w:rPr>
+    </w:lvl>
+    <w:lvl w:ilvl="5" w:tentative="1">
+      <w:start w:val="1"/>
+      <w:numFmt w:val="bullet"/>
+      <w:lvlText w:val=""/>
+      <w:lvlJc w:val="left"/>
+      <w:pPr>
+        <w:tabs>
+          <w:tab w:val="num" w:pos="4320"/>
+        </w:tabs>
+        <w:ind w:left="4320" w:hanging="360"/>
+      </w:pPr>
+      <w:rPr>
+        <w:rFonts w:ascii="Wingdings" w:hAnsi="Wingdings" w:hint="default"/>
+        <w:sz w:val="20"/>
+      </w:rPr>
+    </w:lvl>
+    <w:lvl w:ilvl="6" w:tentative="1">
+      <w:start w:val="1"/>
+      <w:numFmt w:val="bullet"/>
+      <w:lvlText w:val=""/>
+      <w:lvlJc w:val="left"/>
+      <w:pPr>
+        <w:tabs>
+          <w:tab w:val="num" w:pos="5040"/>
+        </w:tabs>
+        <w:ind w:left="5040" w:hanging="360"/>
+      </w:pPr>
+      <w:rPr>
+        <w:rFonts w:ascii="Wingdings" w:hAnsi="Wingdings" w:hint="default"/>
+        <w:sz w:val="20"/>
+      </w:rPr>
+    </w:lvl>
+    <w:lvl w:ilvl="7" w:tentative="1">
+      <w:start w:val="1"/>
+      <w:numFmt w:val="bullet"/>
+      <w:lvlText w:val=""/>
+      <w:lvlJc w:val="left"/>
+      <w:pPr>
+        <w:tabs>
+          <w:tab w:val="num" w:pos="5760"/>
+        </w:tabs>
+        <w:ind w:left="5760" w:hanging="360"/>
+      </w:pPr>
+      <w:rPr>
+        <w:rFonts w:ascii="Wingdings" w:hAnsi="Wingdings" w:hint="default"/>
+        <w:sz w:val="20"/>
+      </w:rPr>
+    </w:lvl>
+    <w:lvl w:ilvl="8" w:tentative="1">
+      <w:start w:val="1"/>
+      <w:numFmt w:val="bullet"/>
+      <w:lvlText w:val=""/>
+      <w:lvlJc w:val="left"/>
+      <w:pPr>
+        <w:tabs>
+          <w:tab w:val="num" w:pos="6480"/>
+        </w:tabs>
+        <w:ind w:left="6480" w:hanging="360"/>
+      </w:pPr>
+      <w:rPr>
+        <w:rFonts w:ascii="Wingdings" w:hAnsi="Wingdings" w:hint="default"/>
+        <w:sz w:val="20"/>
+      </w:rPr>
+    </w:lvl>
+  </w:abstractNum>
+  <w:abstractNum w:abstractNumId="4" w15:restartNumberingAfterBreak="0">
+    <w:nsid w:val="256265AE"/>
+    <w:multiLevelType w:val="hybridMultilevel"/>
+    <w:tmpl w:val="1262B244"/>
+    <w:lvl w:ilvl="0" w:tplc="040C0001">
+      <w:start w:val="1"/>
+      <w:numFmt w:val="bullet"/>
+      <w:lvlText w:val=""/>
+      <w:lvlJc w:val="left"/>
+      <w:pPr>
+        <w:ind w:left="720" w:hanging="360"/>
+      </w:pPr>
+      <w:rPr>
+        <w:rFonts w:ascii="Symbol" w:hAnsi="Symbol" w:hint="default"/>
+      </w:rPr>
+    </w:lvl>
+    <w:lvl w:ilvl="1" w:tplc="040C0003" w:tentative="1">
+      <w:start w:val="1"/>
+      <w:numFmt w:val="bullet"/>
+      <w:lvlText w:val="o"/>
+      <w:lvlJc w:val="left"/>
+      <w:pPr>
+        <w:ind w:left="1440" w:hanging="360"/>
+      </w:pPr>
+      <w:rPr>
+        <w:rFonts w:ascii="Courier New" w:hAnsi="Courier New" w:cs="Courier New" w:hint="default"/>
+      </w:rPr>
+    </w:lvl>
+    <w:lvl w:ilvl="2" w:tplc="040C0005" w:tentative="1">
+      <w:start w:val="1"/>
+      <w:numFmt w:val="bullet"/>
+      <w:lvlText w:val=""/>
+      <w:lvlJc w:val="left"/>
+      <w:pPr>
+        <w:ind w:left="2160" w:hanging="360"/>
+      </w:pPr>
+      <w:rPr>
+        <w:rFonts w:ascii="Wingdings" w:hAnsi="Wingdings" w:hint="default"/>
+      </w:rPr>
+    </w:lvl>
+    <w:lvl w:ilvl="3" w:tplc="040C0001" w:tentative="1">
+      <w:start w:val="1"/>
+      <w:numFmt w:val="bullet"/>
+      <w:lvlText w:val=""/>
+      <w:lvlJc w:val="left"/>
+      <w:pPr>
+        <w:ind w:left="2880" w:hanging="360"/>
+      </w:pPr>
+      <w:rPr>
+        <w:rFonts w:ascii="Symbol" w:hAnsi="Symbol" w:hint="default"/>
+      </w:rPr>
+    </w:lvl>
+    <w:lvl w:ilvl="4" w:tplc="040C0003" w:tentative="1">
+      <w:start w:val="1"/>
+      <w:numFmt w:val="bullet"/>
+      <w:lvlText w:val="o"/>
+      <w:lvlJc w:val="left"/>
+      <w:pPr>
+        <w:ind w:left="3600" w:hanging="360"/>
+      </w:pPr>
+      <w:rPr>
+        <w:rFonts w:ascii="Courier New" w:hAnsi="Courier New" w:cs="Courier New" w:hint="default"/>
+      </w:rPr>
+    </w:lvl>
+    <w:lvl w:ilvl="5" w:tplc="040C0005" w:tentative="1">
+      <w:start w:val="1"/>
+      <w:numFmt w:val="bullet"/>
+      <w:lvlText w:val=""/>
+      <w:lvlJc w:val="left"/>
+      <w:pPr>
+        <w:ind w:left="4320" w:hanging="360"/>
+      </w:pPr>
+      <w:rPr>
+        <w:rFonts w:ascii="Wingdings" w:hAnsi="Wingdings" w:hint="default"/>
+      </w:rPr>
+    </w:lvl>
+    <w:lvl w:ilvl="6" w:tplc="040C0001" w:tentative="1">
+      <w:start w:val="1"/>
+      <w:numFmt w:val="bullet"/>
+      <w:lvlText w:val=""/>
+      <w:lvlJc w:val="left"/>
+      <w:pPr>
+        <w:ind w:left="5040" w:hanging="360"/>
+      </w:pPr>
+      <w:rPr>
+        <w:rFonts w:ascii="Symbol" w:hAnsi="Symbol" w:hint="default"/>
+      </w:rPr>
+    </w:lvl>
+    <w:lvl w:ilvl="7" w:tplc="040C0003" w:tentative="1">
+      <w:start w:val="1"/>
+      <w:numFmt w:val="bullet"/>
+      <w:lvlText w:val="o"/>
+      <w:lvlJc w:val="left"/>
+      <w:pPr>
+        <w:ind w:left="5760" w:hanging="360"/>
+      </w:pPr>
+      <w:rPr>
+        <w:rFonts w:ascii="Courier New" w:hAnsi="Courier New" w:cs="Courier New" w:hint="default"/>
+      </w:rPr>
+    </w:lvl>
+    <w:lvl w:ilvl="8" w:tplc="040C0005" w:tentative="1">
+      <w:start w:val="1"/>
+      <w:numFmt w:val="bullet"/>
+      <w:lvlText w:val=""/>
+      <w:lvlJc w:val="left"/>
+      <w:pPr>
+        <w:ind w:left="6480" w:hanging="360"/>
+      </w:pPr>
+      <w:rPr>
+        <w:rFonts w:ascii="Wingdings" w:hAnsi="Wingdings" w:hint="default"/>
+      </w:rPr>
+    </w:lvl>
+  </w:abstractNum>
+  <w:abstractNum w:abstractNumId="5" w15:restartNumberingAfterBreak="0">
+    <w:nsid w:val="283F3530"/>
+    <w:multiLevelType w:val="multilevel"/>
+    <w:tmpl w:val="7CEAA874"/>
+    <w:lvl w:ilvl="0">
+      <w:start w:val="1"/>
+      <w:numFmt w:val="bullet"/>
+      <w:lvlText w:val=""/>
+      <w:lvlJc w:val="left"/>
+      <w:pPr>
+        <w:tabs>
+          <w:tab w:val="num" w:pos="720"/>
+        </w:tabs>
+        <w:ind w:left="720" w:hanging="360"/>
+      </w:pPr>
+      <w:rPr>
+        <w:rFonts w:ascii="Symbol" w:hAnsi="Symbol" w:hint="default"/>
+        <w:sz w:val="20"/>
+      </w:rPr>
+    </w:lvl>
+    <w:lvl w:ilvl="1" w:tentative="1">
+      <w:start w:val="1"/>
+      <w:numFmt w:val="bullet"/>
+      <w:lvlText w:val="o"/>
+      <w:lvlJc w:val="left"/>
+      <w:pPr>
+        <w:tabs>
+          <w:tab w:val="num" w:pos="1440"/>
+        </w:tabs>
+        <w:ind w:left="1440" w:hanging="360"/>
+      </w:pPr>
+      <w:rPr>
+        <w:rFonts w:ascii="Courier New" w:hAnsi="Courier New" w:hint="default"/>
+        <w:sz w:val="20"/>
+      </w:rPr>
+    </w:lvl>
+    <w:lvl w:ilvl="2" w:tentative="1">
+      <w:start w:val="1"/>
+      <w:numFmt w:val="bullet"/>
+      <w:lvlText w:val=""/>
+      <w:lvlJc w:val="left"/>
+      <w:pPr>
+        <w:tabs>
+          <w:tab w:val="num" w:pos="2160"/>
+        </w:tabs>
+        <w:ind w:left="2160" w:hanging="360"/>
+      </w:pPr>
+      <w:rPr>
+        <w:rFonts w:ascii="Wingdings" w:hAnsi="Wingdings" w:hint="default"/>
+        <w:sz w:val="20"/>
+      </w:rPr>
+    </w:lvl>
+    <w:lvl w:ilvl="3" w:tentative="1">
+      <w:start w:val="1"/>
+      <w:numFmt w:val="bullet"/>
+      <w:lvlText w:val=""/>
+      <w:lvlJc w:val="left"/>
+      <w:pPr>
+        <w:tabs>
+          <w:tab w:val="num" w:pos="2880"/>
+        </w:tabs>
+        <w:ind w:left="2880" w:hanging="360"/>
+      </w:pPr>
+      <w:rPr>
+        <w:rFonts w:ascii="Wingdings" w:hAnsi="Wingdings" w:hint="default"/>
+        <w:sz w:val="20"/>
+      </w:rPr>
+    </w:lvl>
+    <w:lvl w:ilvl="4" w:tentative="1">
+      <w:start w:val="1"/>
+      <w:numFmt w:val="bullet"/>
+      <w:lvlText w:val=""/>
+      <w:lvlJc w:val="left"/>
+      <w:pPr>
+        <w:tabs>
+          <w:tab w:val="num" w:pos="3600"/>
+        </w:tabs>
+        <w:ind w:left="3600" w:hanging="360"/>
+      </w:pPr>
+      <w:rPr>
+        <w:rFonts w:ascii="Wingdings" w:hAnsi="Wingdings" w:hint="default"/>
+        <w:sz w:val="20"/>
+      </w:rPr>
+    </w:lvl>
+    <w:lvl w:ilvl="5" w:tentative="1">
+      <w:start w:val="1"/>
+      <w:numFmt w:val="bullet"/>
+      <w:lvlText w:val=""/>
+      <w:lvlJc w:val="left"/>
+      <w:pPr>
+        <w:tabs>
+          <w:tab w:val="num" w:pos="4320"/>
+        </w:tabs>
+        <w:ind w:left="4320" w:hanging="360"/>
+      </w:pPr>
+      <w:rPr>
+        <w:rFonts w:ascii="Wingdings" w:hAnsi="Wingdings" w:hint="default"/>
+        <w:sz w:val="20"/>
+      </w:rPr>
+    </w:lvl>
+    <w:lvl w:ilvl="6" w:tentative="1">
+      <w:start w:val="1"/>
+      <w:numFmt w:val="bullet"/>
+      <w:lvlText w:val=""/>
+      <w:lvlJc w:val="left"/>
+      <w:pPr>
+        <w:tabs>
+          <w:tab w:val="num" w:pos="5040"/>
+        </w:tabs>
+        <w:ind w:left="5040" w:hanging="360"/>
+      </w:pPr>
+      <w:rPr>
+        <w:rFonts w:ascii="Wingdings" w:hAnsi="Wingdings" w:hint="default"/>
+        <w:sz w:val="20"/>
+      </w:rPr>
+    </w:lvl>
+    <w:lvl w:ilvl="7" w:tentative="1">
+      <w:start w:val="1"/>
+      <w:numFmt w:val="bullet"/>
+      <w:lvlText w:val=""/>
+      <w:lvlJc w:val="left"/>
+      <w:pPr>
+        <w:tabs>
+          <w:tab w:val="num" w:pos="5760"/>
+        </w:tabs>
+        <w:ind w:left="5760" w:hanging="360"/>
+      </w:pPr>
+      <w:rPr>
+        <w:rFonts w:ascii="Wingdings" w:hAnsi="Wingdings" w:hint="default"/>
+        <w:sz w:val="20"/>
+      </w:rPr>
+    </w:lvl>
+    <w:lvl w:ilvl="8" w:tentative="1">
+      <w:start w:val="1"/>
+      <w:numFmt w:val="bullet"/>
+      <w:lvlText w:val=""/>
+      <w:lvlJc w:val="left"/>
+      <w:pPr>
+        <w:tabs>
+          <w:tab w:val="num" w:pos="6480"/>
+        </w:tabs>
+        <w:ind w:left="6480" w:hanging="360"/>
+      </w:pPr>
+      <w:rPr>
+        <w:rFonts w:ascii="Wingdings" w:hAnsi="Wingdings" w:hint="default"/>
+        <w:sz w:val="20"/>
+      </w:rPr>
+    </w:lvl>
+  </w:abstractNum>
+  <w:abstractNum w:abstractNumId="6" w15:restartNumberingAfterBreak="0">
     <w:nsid w:val="4BFA0D18"/>
     <w:multiLevelType w:val="multilevel"/>
     <w:tmpl w:val="017E7844"/>
@@ -1398,7 +2631,7 @@
       </w:rPr>
     </w:lvl>
   </w:abstractNum>
-  <w:abstractNum w:abstractNumId="3" w15:restartNumberingAfterBreak="0">
+  <w:abstractNum w:abstractNumId="7" w15:restartNumberingAfterBreak="0">
     <w:nsid w:val="5287515D"/>
     <w:multiLevelType w:val="multilevel"/>
     <w:tmpl w:val="4D4CEB24"/>
@@ -1515,7 +2748,7 @@
       </w:pPr>
     </w:lvl>
   </w:abstractNum>
-  <w:abstractNum w:abstractNumId="4" w15:restartNumberingAfterBreak="0">
+  <w:abstractNum w:abstractNumId="8" w15:restartNumberingAfterBreak="0">
     <w:nsid w:val="5D5A0EF1"/>
     <w:multiLevelType w:val="multilevel"/>
     <w:tmpl w:val="C090E638"/>
@@ -1664,7 +2897,7 @@
       </w:rPr>
     </w:lvl>
   </w:abstractNum>
-  <w:abstractNum w:abstractNumId="5" w15:restartNumberingAfterBreak="0">
+  <w:abstractNum w:abstractNumId="9" w15:restartNumberingAfterBreak="0">
     <w:nsid w:val="614857EE"/>
     <w:multiLevelType w:val="multilevel"/>
     <w:tmpl w:val="290AE07E"/>
@@ -1813,7 +3046,7 @@
       </w:rPr>
     </w:lvl>
   </w:abstractNum>
-  <w:abstractNum w:abstractNumId="6" w15:restartNumberingAfterBreak="0">
+  <w:abstractNum w:abstractNumId="10" w15:restartNumberingAfterBreak="0">
     <w:nsid w:val="62285D86"/>
     <w:multiLevelType w:val="multilevel"/>
     <w:tmpl w:val="51520F02"/>
@@ -1962,7 +3195,156 @@
       </w:rPr>
     </w:lvl>
   </w:abstractNum>
-  <w:abstractNum w:abstractNumId="7" w15:restartNumberingAfterBreak="0">
+  <w:abstractNum w:abstractNumId="11" w15:restartNumberingAfterBreak="0">
+    <w:nsid w:val="62ED6955"/>
+    <w:multiLevelType w:val="multilevel"/>
+    <w:tmpl w:val="595A295C"/>
+    <w:lvl w:ilvl="0">
+      <w:start w:val="1"/>
+      <w:numFmt w:val="bullet"/>
+      <w:lvlText w:val=""/>
+      <w:lvlJc w:val="left"/>
+      <w:pPr>
+        <w:tabs>
+          <w:tab w:val="num" w:pos="720"/>
+        </w:tabs>
+        <w:ind w:left="720" w:hanging="360"/>
+      </w:pPr>
+      <w:rPr>
+        <w:rFonts w:ascii="Symbol" w:hAnsi="Symbol" w:hint="default"/>
+        <w:sz w:val="20"/>
+      </w:rPr>
+    </w:lvl>
+    <w:lvl w:ilvl="1" w:tentative="1">
+      <w:start w:val="1"/>
+      <w:numFmt w:val="bullet"/>
+      <w:lvlText w:val="o"/>
+      <w:lvlJc w:val="left"/>
+      <w:pPr>
+        <w:tabs>
+          <w:tab w:val="num" w:pos="1440"/>
+        </w:tabs>
+        <w:ind w:left="1440" w:hanging="360"/>
+      </w:pPr>
+      <w:rPr>
+        <w:rFonts w:ascii="Courier New" w:hAnsi="Courier New" w:hint="default"/>
+        <w:sz w:val="20"/>
+      </w:rPr>
+    </w:lvl>
+    <w:lvl w:ilvl="2" w:tentative="1">
+      <w:start w:val="1"/>
+      <w:numFmt w:val="bullet"/>
+      <w:lvlText w:val=""/>
+      <w:lvlJc w:val="left"/>
+      <w:pPr>
+        <w:tabs>
+          <w:tab w:val="num" w:pos="2160"/>
+        </w:tabs>
+        <w:ind w:left="2160" w:hanging="360"/>
+      </w:pPr>
+      <w:rPr>
+        <w:rFonts w:ascii="Wingdings" w:hAnsi="Wingdings" w:hint="default"/>
+        <w:sz w:val="20"/>
+      </w:rPr>
+    </w:lvl>
+    <w:lvl w:ilvl="3" w:tentative="1">
+      <w:start w:val="1"/>
+      <w:numFmt w:val="bullet"/>
+      <w:lvlText w:val=""/>
+      <w:lvlJc w:val="left"/>
+      <w:pPr>
+        <w:tabs>
+          <w:tab w:val="num" w:pos="2880"/>
+        </w:tabs>
+        <w:ind w:left="2880" w:hanging="360"/>
+      </w:pPr>
+      <w:rPr>
+        <w:rFonts w:ascii="Wingdings" w:hAnsi="Wingdings" w:hint="default"/>
+        <w:sz w:val="20"/>
+      </w:rPr>
+    </w:lvl>
+    <w:lvl w:ilvl="4" w:tentative="1">
+      <w:start w:val="1"/>
+      <w:numFmt w:val="bullet"/>
+      <w:lvlText w:val=""/>
+      <w:lvlJc w:val="left"/>
+      <w:pPr>
+        <w:tabs>
+          <w:tab w:val="num" w:pos="3600"/>
+        </w:tabs>
+        <w:ind w:left="3600" w:hanging="360"/>
+      </w:pPr>
+      <w:rPr>
+        <w:rFonts w:ascii="Wingdings" w:hAnsi="Wingdings" w:hint="default"/>
+        <w:sz w:val="20"/>
+      </w:rPr>
+    </w:lvl>
+    <w:lvl w:ilvl="5" w:tentative="1">
+      <w:start w:val="1"/>
+      <w:numFmt w:val="bullet"/>
+      <w:lvlText w:val=""/>
+      <w:lvlJc w:val="left"/>
+      <w:pPr>
+        <w:tabs>
+          <w:tab w:val="num" w:pos="4320"/>
+        </w:tabs>
+        <w:ind w:left="4320" w:hanging="360"/>
+      </w:pPr>
+      <w:rPr>
+        <w:rFonts w:ascii="Wingdings" w:hAnsi="Wingdings" w:hint="default"/>
+        <w:sz w:val="20"/>
+      </w:rPr>
+    </w:lvl>
+    <w:lvl w:ilvl="6" w:tentative="1">
+      <w:start w:val="1"/>
+      <w:numFmt w:val="bullet"/>
+      <w:lvlText w:val=""/>
+      <w:lvlJc w:val="left"/>
+      <w:pPr>
+        <w:tabs>
+          <w:tab w:val="num" w:pos="5040"/>
+        </w:tabs>
+        <w:ind w:left="5040" w:hanging="360"/>
+      </w:pPr>
+      <w:rPr>
+        <w:rFonts w:ascii="Wingdings" w:hAnsi="Wingdings" w:hint="default"/>
+        <w:sz w:val="20"/>
+      </w:rPr>
+    </w:lvl>
+    <w:lvl w:ilvl="7" w:tentative="1">
+      <w:start w:val="1"/>
+      <w:numFmt w:val="bullet"/>
+      <w:lvlText w:val=""/>
+      <w:lvlJc w:val="left"/>
+      <w:pPr>
+        <w:tabs>
+          <w:tab w:val="num" w:pos="5760"/>
+        </w:tabs>
+        <w:ind w:left="5760" w:hanging="360"/>
+      </w:pPr>
+      <w:rPr>
+        <w:rFonts w:ascii="Wingdings" w:hAnsi="Wingdings" w:hint="default"/>
+        <w:sz w:val="20"/>
+      </w:rPr>
+    </w:lvl>
+    <w:lvl w:ilvl="8" w:tentative="1">
+      <w:start w:val="1"/>
+      <w:numFmt w:val="bullet"/>
+      <w:lvlText w:val=""/>
+      <w:lvlJc w:val="left"/>
+      <w:pPr>
+        <w:tabs>
+          <w:tab w:val="num" w:pos="6480"/>
+        </w:tabs>
+        <w:ind w:left="6480" w:hanging="360"/>
+      </w:pPr>
+      <w:rPr>
+        <w:rFonts w:ascii="Wingdings" w:hAnsi="Wingdings" w:hint="default"/>
+        <w:sz w:val="20"/>
+      </w:rPr>
+    </w:lvl>
+  </w:abstractNum>
+  <w:abstractNum w:abstractNumId="12" w15:restartNumberingAfterBreak="0">
     <w:nsid w:val="6CE55E44"/>
     <w:multiLevelType w:val="multilevel"/>
     <w:tmpl w:val="392CC028"/>
@@ -2075,7 +3457,120 @@
       </w:pPr>
     </w:lvl>
   </w:abstractNum>
-  <w:abstractNum w:abstractNumId="8" w15:restartNumberingAfterBreak="0">
+  <w:abstractNum w:abstractNumId="13" w15:restartNumberingAfterBreak="0">
+    <w:nsid w:val="6E1330D5"/>
+    <w:multiLevelType w:val="hybridMultilevel"/>
+    <w:tmpl w:val="3DD205F2"/>
+    <w:lvl w:ilvl="0" w:tplc="040C0001">
+      <w:start w:val="1"/>
+      <w:numFmt w:val="bullet"/>
+      <w:lvlText w:val=""/>
+      <w:lvlJc w:val="left"/>
+      <w:pPr>
+        <w:ind w:left="720" w:hanging="360"/>
+      </w:pPr>
+      <w:rPr>
+        <w:rFonts w:ascii="Symbol" w:hAnsi="Symbol" w:hint="default"/>
+      </w:rPr>
+    </w:lvl>
+    <w:lvl w:ilvl="1" w:tplc="040C0003" w:tentative="1">
+      <w:start w:val="1"/>
+      <w:numFmt w:val="bullet"/>
+      <w:lvlText w:val="o"/>
+      <w:lvlJc w:val="left"/>
+      <w:pPr>
+        <w:ind w:left="1440" w:hanging="360"/>
+      </w:pPr>
+      <w:rPr>
+        <w:rFonts w:ascii="Courier New" w:hAnsi="Courier New" w:cs="Courier New" w:hint="default"/>
+      </w:rPr>
+    </w:lvl>
+    <w:lvl w:ilvl="2" w:tplc="040C0005" w:tentative="1">
+      <w:start w:val="1"/>
+      <w:numFmt w:val="bullet"/>
+      <w:lvlText w:val=""/>
+      <w:lvlJc w:val="left"/>
+      <w:pPr>
+        <w:ind w:left="2160" w:hanging="360"/>
+      </w:pPr>
+      <w:rPr>
+        <w:rFonts w:ascii="Wingdings" w:hAnsi="Wingdings" w:hint="default"/>
+      </w:rPr>
+    </w:lvl>
+    <w:lvl w:ilvl="3" w:tplc="040C0001" w:tentative="1">
+      <w:start w:val="1"/>
+      <w:numFmt w:val="bullet"/>
+      <w:lvlText w:val=""/>
+      <w:lvlJc w:val="left"/>
+      <w:pPr>
+        <w:ind w:left="2880" w:hanging="360"/>
+      </w:pPr>
+      <w:rPr>
+        <w:rFonts w:ascii="Symbol" w:hAnsi="Symbol" w:hint="default"/>
+      </w:rPr>
+    </w:lvl>
+    <w:lvl w:ilvl="4" w:tplc="040C0003" w:tentative="1">
+      <w:start w:val="1"/>
+      <w:numFmt w:val="bullet"/>
+      <w:lvlText w:val="o"/>
+      <w:lvlJc w:val="left"/>
+      <w:pPr>
+        <w:ind w:left="3600" w:hanging="360"/>
+      </w:pPr>
+      <w:rPr>
+        <w:rFonts w:ascii="Courier New" w:hAnsi="Courier New" w:cs="Courier New" w:hint="default"/>
+      </w:rPr>
+    </w:lvl>
+    <w:lvl w:ilvl="5" w:tplc="040C0005" w:tentative="1">
+      <w:start w:val="1"/>
+      <w:numFmt w:val="bullet"/>
+      <w:lvlText w:val=""/>
+      <w:lvlJc w:val="left"/>
+      <w:pPr>
+        <w:ind w:left="4320" w:hanging="360"/>
+      </w:pPr>
+      <w:rPr>
+        <w:rFonts w:ascii="Wingdings" w:hAnsi="Wingdings" w:hint="default"/>
+      </w:rPr>
+    </w:lvl>
+    <w:lvl w:ilvl="6" w:tplc="040C0001" w:tentative="1">
+      <w:start w:val="1"/>
+      <w:numFmt w:val="bullet"/>
+      <w:lvlText w:val=""/>
+      <w:lvlJc w:val="left"/>
+      <w:pPr>
+        <w:ind w:left="5040" w:hanging="360"/>
+      </w:pPr>
+      <w:rPr>
+        <w:rFonts w:ascii="Symbol" w:hAnsi="Symbol" w:hint="default"/>
+      </w:rPr>
+    </w:lvl>
+    <w:lvl w:ilvl="7" w:tplc="040C0003" w:tentative="1">
+      <w:start w:val="1"/>
+      <w:numFmt w:val="bullet"/>
+      <w:lvlText w:val="o"/>
+      <w:lvlJc w:val="left"/>
+      <w:pPr>
+        <w:ind w:left="5760" w:hanging="360"/>
+      </w:pPr>
+      <w:rPr>
+        <w:rFonts w:ascii="Courier New" w:hAnsi="Courier New" w:cs="Courier New" w:hint="default"/>
+      </w:rPr>
+    </w:lvl>
+    <w:lvl w:ilvl="8" w:tplc="040C0005" w:tentative="1">
+      <w:start w:val="1"/>
+      <w:numFmt w:val="bullet"/>
+      <w:lvlText w:val=""/>
+      <w:lvlJc w:val="left"/>
+      <w:pPr>
+        <w:ind w:left="6480" w:hanging="360"/>
+      </w:pPr>
+      <w:rPr>
+        <w:rFonts w:ascii="Wingdings" w:hAnsi="Wingdings" w:hint="default"/>
+      </w:rPr>
+    </w:lvl>
+  </w:abstractNum>
+  <w:abstractNum w:abstractNumId="14" w15:restartNumberingAfterBreak="0">
     <w:nsid w:val="70A0689C"/>
     <w:multiLevelType w:val="multilevel"/>
     <w:tmpl w:val="CCF0ACBC"/>
@@ -2224,7 +3719,156 @@
       </w:rPr>
     </w:lvl>
   </w:abstractNum>
-  <w:abstractNum w:abstractNumId="9" w15:restartNumberingAfterBreak="0">
+  <w:abstractNum w:abstractNumId="15" w15:restartNumberingAfterBreak="0">
+    <w:nsid w:val="70D31264"/>
+    <w:multiLevelType w:val="multilevel"/>
+    <w:tmpl w:val="89864D76"/>
+    <w:lvl w:ilvl="0">
+      <w:start w:val="1"/>
+      <w:numFmt w:val="bullet"/>
+      <w:lvlText w:val=""/>
+      <w:lvlJc w:val="left"/>
+      <w:pPr>
+        <w:tabs>
+          <w:tab w:val="num" w:pos="720"/>
+        </w:tabs>
+        <w:ind w:left="720" w:hanging="360"/>
+      </w:pPr>
+      <w:rPr>
+        <w:rFonts w:ascii="Symbol" w:hAnsi="Symbol" w:hint="default"/>
+        <w:sz w:val="20"/>
+      </w:rPr>
+    </w:lvl>
+    <w:lvl w:ilvl="1" w:tentative="1">
+      <w:start w:val="1"/>
+      <w:numFmt w:val="bullet"/>
+      <w:lvlText w:val="o"/>
+      <w:lvlJc w:val="left"/>
+      <w:pPr>
+        <w:tabs>
+          <w:tab w:val="num" w:pos="1440"/>
+        </w:tabs>
+        <w:ind w:left="1440" w:hanging="360"/>
+      </w:pPr>
+      <w:rPr>
+        <w:rFonts w:ascii="Courier New" w:hAnsi="Courier New" w:hint="default"/>
+        <w:sz w:val="20"/>
+      </w:rPr>
+    </w:lvl>
+    <w:lvl w:ilvl="2" w:tentative="1">
+      <w:start w:val="1"/>
+      <w:numFmt w:val="bullet"/>
+      <w:lvlText w:val=""/>
+      <w:lvlJc w:val="left"/>
+      <w:pPr>
+        <w:tabs>
+          <w:tab w:val="num" w:pos="2160"/>
+        </w:tabs>
+        <w:ind w:left="2160" w:hanging="360"/>
+      </w:pPr>
+      <w:rPr>
+        <w:rFonts w:ascii="Wingdings" w:hAnsi="Wingdings" w:hint="default"/>
+        <w:sz w:val="20"/>
+      </w:rPr>
+    </w:lvl>
+    <w:lvl w:ilvl="3" w:tentative="1">
+      <w:start w:val="1"/>
+      <w:numFmt w:val="bullet"/>
+      <w:lvlText w:val=""/>
+      <w:lvlJc w:val="left"/>
+      <w:pPr>
+        <w:tabs>
+          <w:tab w:val="num" w:pos="2880"/>
+        </w:tabs>
+        <w:ind w:left="2880" w:hanging="360"/>
+      </w:pPr>
+      <w:rPr>
+        <w:rFonts w:ascii="Wingdings" w:hAnsi="Wingdings" w:hint="default"/>
+        <w:sz w:val="20"/>
+      </w:rPr>
+    </w:lvl>
+    <w:lvl w:ilvl="4" w:tentative="1">
+      <w:start w:val="1"/>
+      <w:numFmt w:val="bullet"/>
+      <w:lvlText w:val=""/>
+      <w:lvlJc w:val="left"/>
+      <w:pPr>
+        <w:tabs>
+          <w:tab w:val="num" w:pos="3600"/>
+        </w:tabs>
+        <w:ind w:left="3600" w:hanging="360"/>
+      </w:pPr>
+      <w:rPr>
+        <w:rFonts w:ascii="Wingdings" w:hAnsi="Wingdings" w:hint="default"/>
+        <w:sz w:val="20"/>
+      </w:rPr>
+    </w:lvl>
+    <w:lvl w:ilvl="5" w:tentative="1">
+      <w:start w:val="1"/>
+      <w:numFmt w:val="bullet"/>
+      <w:lvlText w:val=""/>
+      <w:lvlJc w:val="left"/>
+      <w:pPr>
+        <w:tabs>
+          <w:tab w:val="num" w:pos="4320"/>
+        </w:tabs>
+        <w:ind w:left="4320" w:hanging="360"/>
+      </w:pPr>
+      <w:rPr>
+        <w:rFonts w:ascii="Wingdings" w:hAnsi="Wingdings" w:hint="default"/>
+        <w:sz w:val="20"/>
+      </w:rPr>
+    </w:lvl>
+    <w:lvl w:ilvl="6" w:tentative="1">
+      <w:start w:val="1"/>
+      <w:numFmt w:val="bullet"/>
+      <w:lvlText w:val=""/>
+      <w:lvlJc w:val="left"/>
+      <w:pPr>
+        <w:tabs>
+          <w:tab w:val="num" w:pos="5040"/>
+        </w:tabs>
+        <w:ind w:left="5040" w:hanging="360"/>
+      </w:pPr>
+      <w:rPr>
+        <w:rFonts w:ascii="Wingdings" w:hAnsi="Wingdings" w:hint="default"/>
+        <w:sz w:val="20"/>
+      </w:rPr>
+    </w:lvl>
+    <w:lvl w:ilvl="7" w:tentative="1">
+      <w:start w:val="1"/>
+      <w:numFmt w:val="bullet"/>
+      <w:lvlText w:val=""/>
+      <w:lvlJc w:val="left"/>
+      <w:pPr>
+        <w:tabs>
+          <w:tab w:val="num" w:pos="5760"/>
+        </w:tabs>
+        <w:ind w:left="5760" w:hanging="360"/>
+      </w:pPr>
+      <w:rPr>
+        <w:rFonts w:ascii="Wingdings" w:hAnsi="Wingdings" w:hint="default"/>
+        <w:sz w:val="20"/>
+      </w:rPr>
+    </w:lvl>
+    <w:lvl w:ilvl="8" w:tentative="1">
+      <w:start w:val="1"/>
+      <w:numFmt w:val="bullet"/>
+      <w:lvlText w:val=""/>
+      <w:lvlJc w:val="left"/>
+      <w:pPr>
+        <w:tabs>
+          <w:tab w:val="num" w:pos="6480"/>
+        </w:tabs>
+        <w:ind w:left="6480" w:hanging="360"/>
+      </w:pPr>
+      <w:rPr>
+        <w:rFonts w:ascii="Wingdings" w:hAnsi="Wingdings" w:hint="default"/>
+        <w:sz w:val="20"/>
+      </w:rPr>
+    </w:lvl>
+  </w:abstractNum>
+  <w:abstractNum w:abstractNumId="16" w15:restartNumberingAfterBreak="0">
     <w:nsid w:val="78831581"/>
     <w:multiLevelType w:val="multilevel"/>
     <w:tmpl w:val="49FE2CFA"/>
@@ -2373,35 +4017,208 @@
       </w:rPr>
     </w:lvl>
   </w:abstractNum>
+  <w:abstractNum w:abstractNumId="17" w15:restartNumberingAfterBreak="0">
+    <w:nsid w:val="7DC52FFC"/>
+    <w:multiLevelType w:val="multilevel"/>
+    <w:tmpl w:val="3196CA2E"/>
+    <w:lvl w:ilvl="0">
+      <w:start w:val="1"/>
+      <w:numFmt w:val="bullet"/>
+      <w:lvlText w:val=""/>
+      <w:lvlJc w:val="left"/>
+      <w:pPr>
+        <w:tabs>
+          <w:tab w:val="num" w:pos="720"/>
+        </w:tabs>
+        <w:ind w:left="720" w:hanging="360"/>
+      </w:pPr>
+      <w:rPr>
+        <w:rFonts w:ascii="Symbol" w:hAnsi="Symbol" w:hint="default"/>
+        <w:sz w:val="20"/>
+      </w:rPr>
+    </w:lvl>
+    <w:lvl w:ilvl="1" w:tentative="1">
+      <w:start w:val="1"/>
+      <w:numFmt w:val="bullet"/>
+      <w:lvlText w:val="o"/>
+      <w:lvlJc w:val="left"/>
+      <w:pPr>
+        <w:tabs>
+          <w:tab w:val="num" w:pos="1440"/>
+        </w:tabs>
+        <w:ind w:left="1440" w:hanging="360"/>
+      </w:pPr>
+      <w:rPr>
+        <w:rFonts w:ascii="Courier New" w:hAnsi="Courier New" w:hint="default"/>
+        <w:sz w:val="20"/>
+      </w:rPr>
+    </w:lvl>
+    <w:lvl w:ilvl="2" w:tentative="1">
+      <w:start w:val="1"/>
+      <w:numFmt w:val="bullet"/>
+      <w:lvlText w:val=""/>
+      <w:lvlJc w:val="left"/>
+      <w:pPr>
+        <w:tabs>
+          <w:tab w:val="num" w:pos="2160"/>
+        </w:tabs>
+        <w:ind w:left="2160" w:hanging="360"/>
+      </w:pPr>
+      <w:rPr>
+        <w:rFonts w:ascii="Wingdings" w:hAnsi="Wingdings" w:hint="default"/>
+        <w:sz w:val="20"/>
+      </w:rPr>
+    </w:lvl>
+    <w:lvl w:ilvl="3" w:tentative="1">
+      <w:start w:val="1"/>
+      <w:numFmt w:val="bullet"/>
+      <w:lvlText w:val=""/>
+      <w:lvlJc w:val="left"/>
+      <w:pPr>
+        <w:tabs>
+          <w:tab w:val="num" w:pos="2880"/>
+        </w:tabs>
+        <w:ind w:left="2880" w:hanging="360"/>
+      </w:pPr>
+      <w:rPr>
+        <w:rFonts w:ascii="Wingdings" w:hAnsi="Wingdings" w:hint="default"/>
+        <w:sz w:val="20"/>
+      </w:rPr>
+    </w:lvl>
+    <w:lvl w:ilvl="4" w:tentative="1">
+      <w:start w:val="1"/>
+      <w:numFmt w:val="bullet"/>
+      <w:lvlText w:val=""/>
+      <w:lvlJc w:val="left"/>
+      <w:pPr>
+        <w:tabs>
+          <w:tab w:val="num" w:pos="3600"/>
+        </w:tabs>
+        <w:ind w:left="3600" w:hanging="360"/>
+      </w:pPr>
+      <w:rPr>
+        <w:rFonts w:ascii="Wingdings" w:hAnsi="Wingdings" w:hint="default"/>
+        <w:sz w:val="20"/>
+      </w:rPr>
+    </w:lvl>
+    <w:lvl w:ilvl="5" w:tentative="1">
+      <w:start w:val="1"/>
+      <w:numFmt w:val="bullet"/>
+      <w:lvlText w:val=""/>
+      <w:lvlJc w:val="left"/>
+      <w:pPr>
+        <w:tabs>
+          <w:tab w:val="num" w:pos="4320"/>
+        </w:tabs>
+        <w:ind w:left="4320" w:hanging="360"/>
+      </w:pPr>
+      <w:rPr>
+        <w:rFonts w:ascii="Wingdings" w:hAnsi="Wingdings" w:hint="default"/>
+        <w:sz w:val="20"/>
+      </w:rPr>
+    </w:lvl>
+    <w:lvl w:ilvl="6" w:tentative="1">
+      <w:start w:val="1"/>
+      <w:numFmt w:val="bullet"/>
+      <w:lvlText w:val=""/>
+      <w:lvlJc w:val="left"/>
+      <w:pPr>
+        <w:tabs>
+          <w:tab w:val="num" w:pos="5040"/>
+        </w:tabs>
+        <w:ind w:left="5040" w:hanging="360"/>
+      </w:pPr>
+      <w:rPr>
+        <w:rFonts w:ascii="Wingdings" w:hAnsi="Wingdings" w:hint="default"/>
+        <w:sz w:val="20"/>
+      </w:rPr>
+    </w:lvl>
+    <w:lvl w:ilvl="7" w:tentative="1">
+      <w:start w:val="1"/>
+      <w:numFmt w:val="bullet"/>
+      <w:lvlText w:val=""/>
+      <w:lvlJc w:val="left"/>
+      <w:pPr>
+        <w:tabs>
+          <w:tab w:val="num" w:pos="5760"/>
+        </w:tabs>
+        <w:ind w:left="5760" w:hanging="360"/>
+      </w:pPr>
+      <w:rPr>
+        <w:rFonts w:ascii="Wingdings" w:hAnsi="Wingdings" w:hint="default"/>
+        <w:sz w:val="20"/>
+      </w:rPr>
+    </w:lvl>
+    <w:lvl w:ilvl="8" w:tentative="1">
+      <w:start w:val="1"/>
+      <w:numFmt w:val="bullet"/>
+      <w:lvlText w:val=""/>
+      <w:lvlJc w:val="left"/>
+      <w:pPr>
+        <w:tabs>
+          <w:tab w:val="num" w:pos="6480"/>
+        </w:tabs>
+        <w:ind w:left="6480" w:hanging="360"/>
+      </w:pPr>
+      <w:rPr>
+        <w:rFonts w:ascii="Wingdings" w:hAnsi="Wingdings" w:hint="default"/>
+        <w:sz w:val="20"/>
+      </w:rPr>
+    </w:lvl>
+  </w:abstractNum>
   <w:num w:numId="1" w16cid:durableId="955018571">
+    <w:abstractNumId w:val="1"/>
+  </w:num>
+  <w:num w:numId="2" w16cid:durableId="1187328465">
+    <w:abstractNumId w:val="8"/>
+  </w:num>
+  <w:num w:numId="3" w16cid:durableId="1659963919">
+    <w:abstractNumId w:val="9"/>
+  </w:num>
+  <w:num w:numId="4" w16cid:durableId="881557151">
+    <w:abstractNumId w:val="2"/>
+  </w:num>
+  <w:num w:numId="5" w16cid:durableId="677118461">
+    <w:abstractNumId w:val="12"/>
+  </w:num>
+  <w:num w:numId="6" w16cid:durableId="1626348330">
+    <w:abstractNumId w:val="16"/>
+  </w:num>
+  <w:num w:numId="7" w16cid:durableId="624118070">
+    <w:abstractNumId w:val="7"/>
+  </w:num>
+  <w:num w:numId="8" w16cid:durableId="295647329">
+    <w:abstractNumId w:val="14"/>
+  </w:num>
+  <w:num w:numId="9" w16cid:durableId="904757222">
+    <w:abstractNumId w:val="6"/>
+  </w:num>
+  <w:num w:numId="10" w16cid:durableId="241456698">
+    <w:abstractNumId w:val="10"/>
+  </w:num>
+  <w:num w:numId="11" w16cid:durableId="2125683780">
+    <w:abstractNumId w:val="15"/>
+  </w:num>
+  <w:num w:numId="12" w16cid:durableId="2088839185">
+    <w:abstractNumId w:val="11"/>
+  </w:num>
+  <w:num w:numId="13" w16cid:durableId="1812363788">
+    <w:abstractNumId w:val="13"/>
+  </w:num>
+  <w:num w:numId="14" w16cid:durableId="319308688">
+    <w:abstractNumId w:val="4"/>
+  </w:num>
+  <w:num w:numId="15" w16cid:durableId="2062165488">
+    <w:abstractNumId w:val="5"/>
+  </w:num>
+  <w:num w:numId="16" w16cid:durableId="1010370463">
+    <w:abstractNumId w:val="3"/>
+  </w:num>
+  <w:num w:numId="17" w16cid:durableId="1762945324">
     <w:abstractNumId w:val="0"/>
   </w:num>
-  <w:num w:numId="2" w16cid:durableId="1187328465">
-    <w:abstractNumId w:val="4"/>
-  </w:num>
-  <w:num w:numId="3" w16cid:durableId="1659963919">
-    <w:abstractNumId w:val="5"/>
-  </w:num>
-  <w:num w:numId="4" w16cid:durableId="881557151">
-    <w:abstractNumId w:val="1"/>
-  </w:num>
-  <w:num w:numId="5" w16cid:durableId="677118461">
-    <w:abstractNumId w:val="7"/>
-  </w:num>
-  <w:num w:numId="6" w16cid:durableId="1626348330">
-    <w:abstractNumId w:val="9"/>
-  </w:num>
-  <w:num w:numId="7" w16cid:durableId="624118070">
-    <w:abstractNumId w:val="3"/>
-  </w:num>
-  <w:num w:numId="8" w16cid:durableId="295647329">
-    <w:abstractNumId w:val="8"/>
-  </w:num>
-  <w:num w:numId="9" w16cid:durableId="904757222">
-    <w:abstractNumId w:val="2"/>
-  </w:num>
-  <w:num w:numId="10" w16cid:durableId="241456698">
-    <w:abstractNumId w:val="6"/>
+  <w:num w:numId="18" w16cid:durableId="1853297189">
+    <w:abstractNumId w:val="17"/>
   </w:num>
 </w:numbering>
 </file>
@@ -3007,7 +4824,6 @@
   <w:style w:type="character" w:default="1" w:styleId="Policepardfaut">
     <w:name w:val="Default Paragraph Font"/>
     <w:uiPriority w:val="1"/>
-    <w:semiHidden/>
     <w:unhideWhenUsed/>
   </w:style>
   <w:style w:type="table" w:default="1" w:styleId="TableauNormal">
